--- a/Collatio/4/3. Rúbrica/Rúbrica 4.docx
+++ b/Collatio/4/3. Rúbrica/Rúbrica 4.docx
@@ -1,18 +1,18 @@
 
 <file path=word/document.xml><?xml version="1.0" encoding="utf-8"?>
-<w:document xmlns:wpc="http://schemas.microsoft.com/office/word/2010/wordprocessingCanvas" xmlns:cx="http://schemas.microsoft.com/office/drawing/2014/chartex" xmlns:cx1="http://schemas.microsoft.com/office/drawing/2015/9/8/chartex" xmlns:cx2="http://schemas.microsoft.com/office/drawing/2015/10/21/chartex" xmlns:cx3="http://schemas.microsoft.com/office/drawing/2016/5/9/chartex" xmlns:cx4="http://schemas.microsoft.com/office/drawing/2016/5/10/chartex" xmlns:cx5="http://schemas.microsoft.com/office/drawing/2016/5/11/chartex" xmlns:cx6="http://schemas.microsoft.com/office/drawing/2016/5/12/chartex" xmlns:cx7="http://schemas.microsoft.com/office/drawing/2016/5/13/chartex" xmlns:cx8="http://schemas.microsoft.com/office/drawing/2016/5/14/chartex" xmlns:mc="http://schemas.openxmlformats.org/markup-compatibility/2006" xmlns:aink="http://schemas.microsoft.com/office/drawing/2016/ink" xmlns:am3d="http://schemas.microsoft.com/office/drawing/2017/model3d" xmlns:o="urn:schemas-microsoft-com:office:office" xmlns:oel="http://schemas.microsoft.com/office/2019/extlst" xmlns:r="http://schemas.openxmlformats.org/officeDocument/2006/relationships" xmlns:m="http://schemas.openxmlformats.org/officeDocument/2006/math" xmlns:v="urn:schemas-microsoft-com:vml" xmlns:wp14="http://schemas.microsoft.com/office/word/2010/wordprocessingDrawing" xmlns:wp="http://schemas.openxmlformats.org/drawingml/2006/wordprocessingDrawing" xmlns:w10="urn:schemas-microsoft-com:office:word" xmlns:w="http://schemas.openxmlformats.org/wordprocessingml/2006/main" xmlns:w14="http://schemas.microsoft.com/office/word/2010/wordml" xmlns:w15="http://schemas.microsoft.com/office/word/2012/wordml" xmlns:w16cex="http://schemas.microsoft.com/office/word/2018/wordml/cex" xmlns:w16cid="http://schemas.microsoft.com/office/word/2016/wordml/cid" xmlns:w16="http://schemas.microsoft.com/office/word/2018/wordml" xmlns:w16sdtdh="http://schemas.microsoft.com/office/word/2020/wordml/sdtdatahash" xmlns:w16se="http://schemas.microsoft.com/office/word/2015/wordml/symex" xmlns:wpg="http://schemas.microsoft.com/office/word/2010/wordprocessingGroup" xmlns:wpi="http://schemas.microsoft.com/office/word/2010/wordprocessingInk" xmlns:wne="http://schemas.microsoft.com/office/word/2006/wordml" xmlns:wps="http://schemas.microsoft.com/office/word/2010/wordprocessingShape" mc:Ignorable="w14 w15 w16se w16cid w16 w16cex w16sdtdh wp14">
+<w:document xmlns:wpc="http://schemas.microsoft.com/office/word/2010/wordprocessingCanvas" xmlns:cx="http://schemas.microsoft.com/office/drawing/2014/chartex" xmlns:cx1="http://schemas.microsoft.com/office/drawing/2015/9/8/chartex" xmlns:cx2="http://schemas.microsoft.com/office/drawing/2015/10/21/chartex" xmlns:cx3="http://schemas.microsoft.com/office/drawing/2016/5/9/chartex" xmlns:cx4="http://schemas.microsoft.com/office/drawing/2016/5/10/chartex" xmlns:cx5="http://schemas.microsoft.com/office/drawing/2016/5/11/chartex" xmlns:cx6="http://schemas.microsoft.com/office/drawing/2016/5/12/chartex" xmlns:cx7="http://schemas.microsoft.com/office/drawing/2016/5/13/chartex" xmlns:cx8="http://schemas.microsoft.com/office/drawing/2016/5/14/chartex" xmlns:mc="http://schemas.openxmlformats.org/markup-compatibility/2006" xmlns:aink="http://schemas.microsoft.com/office/drawing/2016/ink" xmlns:am3d="http://schemas.microsoft.com/office/drawing/2017/model3d" xmlns:o="urn:schemas-microsoft-com:office:office" xmlns:oel="http://schemas.microsoft.com/office/2019/extlst" xmlns:r="http://schemas.openxmlformats.org/officeDocument/2006/relationships" xmlns:m="http://schemas.openxmlformats.org/officeDocument/2006/math" xmlns:v="urn:schemas-microsoft-com:vml" xmlns:wp14="http://schemas.microsoft.com/office/word/2010/wordprocessingDrawing" xmlns:wp="http://schemas.openxmlformats.org/drawingml/2006/wordprocessingDrawing" xmlns:w10="urn:schemas-microsoft-com:office:word" xmlns:w="http://schemas.openxmlformats.org/wordprocessingml/2006/main" xmlns:w14="http://schemas.microsoft.com/office/word/2010/wordml" xmlns:w15="http://schemas.microsoft.com/office/word/2012/wordml" xmlns:w16cex="http://schemas.microsoft.com/office/word/2018/wordml/cex" xmlns:w16cid="http://schemas.microsoft.com/office/word/2016/wordml/cid" xmlns:w16="http://schemas.microsoft.com/office/word/2018/wordml" xmlns:w16du="http://schemas.microsoft.com/office/word/2023/wordml/word16du" xmlns:w16sdtdh="http://schemas.microsoft.com/office/word/2020/wordml/sdtdatahash" xmlns:w16sdtfl="http://schemas.microsoft.com/office/word/2024/wordml/sdtformatlock" xmlns:w16se="http://schemas.microsoft.com/office/word/2015/wordml/symex" xmlns:wpg="http://schemas.microsoft.com/office/word/2010/wordprocessingGroup" xmlns:wpi="http://schemas.microsoft.com/office/word/2010/wordprocessingInk" xmlns:wne="http://schemas.microsoft.com/office/word/2006/wordml" xmlns:wps="http://schemas.microsoft.com/office/word/2010/wordprocessingShape" mc:Ignorable="w14 w15 w16se w16cid w16 w16cex w16sdtdh w16sdtfl w16du wp14">
   <w:body>
     <w:p>
       <w:pPr>
         <w:rPr>
-          <w:rFonts w:ascii="Garamond" w:hAnsi="Garamond"/>
+          <w:rFonts w:ascii="Brill" w:hAnsi="Brill"/>
           <w:color w:val="000000" w:themeColor="text1"/>
           <w:lang w:val="es-ES"/>
         </w:rPr>
       </w:pPr>
       <w:r>
         <w:rPr>
-          <w:rFonts w:ascii="Garamond" w:hAnsi="Garamond"/>
+          <w:rFonts w:ascii="Brill" w:hAnsi="Brill"/>
           <w:color w:val="000000" w:themeColor="text1"/>
           <w:lang w:val="es-ES"/>
         </w:rPr>
@@ -22,7 +22,7 @@
     <w:p>
       <w:pPr>
         <w:rPr>
-          <w:rFonts w:ascii="Garamond" w:hAnsi="Garamond"/>
+          <w:rFonts w:ascii="Brill" w:hAnsi="Brill"/>
           <w:color w:val="000000" w:themeColor="text1"/>
           <w:lang w:val="es-ES"/>
         </w:rPr>
@@ -31,13 +31,13 @@
     <w:p>
       <w:pPr>
         <w:rPr>
-          <w:rFonts w:ascii="Garamond" w:hAnsi="Garamond"/>
+          <w:rFonts w:ascii="Brill" w:hAnsi="Brill"/>
           <w:color w:val="FF0000"/>
         </w:rPr>
       </w:pPr>
       <w:r>
         <w:rPr>
-          <w:rFonts w:ascii="Garamond" w:hAnsi="Garamond"/>
+          <w:rFonts w:ascii="Brill" w:hAnsi="Brill"/>
           <w:color w:val="000000" w:themeColor="text1"/>
           <w:lang w:val="es-ES"/>
         </w:rPr>
@@ -45,7 +45,7 @@
       </w:r>
       <w:r>
         <w:rPr>
-          <w:rFonts w:ascii="Garamond" w:hAnsi="Garamond"/>
+          <w:rFonts w:ascii="Brill" w:hAnsi="Brill"/>
           <w:color w:val="000000" w:themeColor="text1"/>
           <w:lang w:val="es-ES"/>
         </w:rPr>
@@ -53,7 +53,7 @@
       </w:r>
       <w:r>
         <w:rPr>
-          <w:rFonts w:ascii="Garamond" w:hAnsi="Garamond"/>
+          <w:rFonts w:ascii="Brill" w:hAnsi="Brill"/>
           <w:color w:val="FF0000"/>
           <w:lang w:val="es-ES"/>
         </w:rPr>
@@ -61,7 +61,7 @@
       </w:r>
       <w:r>
         <w:rPr>
-          <w:rFonts w:ascii="Garamond" w:hAnsi="Garamond"/>
+          <w:rFonts w:ascii="Brill" w:hAnsi="Brill"/>
           <w:color w:val="FF0000"/>
           <w:lang w:val="es-ES"/>
         </w:rPr>
@@ -69,7 +69,7 @@
       </w:r>
       <w:r>
         <w:rPr>
-          <w:rFonts w:ascii="Garamond" w:hAnsi="Garamond"/>
+          <w:rFonts w:ascii="Brill" w:hAnsi="Brill"/>
           <w:color w:val="FF0000"/>
           <w:lang w:val="es-ES"/>
         </w:rPr>
@@ -77,7 +77,7 @@
       </w:r>
       <w:r>
         <w:rPr>
-          <w:rFonts w:ascii="Garamond" w:hAnsi="Garamond"/>
+          <w:rFonts w:ascii="Brill" w:hAnsi="Brill"/>
           <w:color w:val="FF0000"/>
           <w:lang w:val="es-ES"/>
         </w:rPr>
@@ -85,7 +85,7 @@
       </w:r>
       <w:r>
         <w:rPr>
-          <w:rFonts w:ascii="Garamond" w:hAnsi="Garamond"/>
+          <w:rFonts w:ascii="Brill" w:hAnsi="Brill"/>
           <w:color w:val="FF0000"/>
           <w:lang w:val="es-ES"/>
         </w:rPr>
@@ -93,7 +93,7 @@
       </w:r>
       <w:r>
         <w:rPr>
-          <w:rFonts w:ascii="Garamond" w:hAnsi="Garamond"/>
+          <w:rFonts w:ascii="Brill" w:hAnsi="Brill"/>
           <w:color w:val="FF0000"/>
           <w:lang w:val="es-ES"/>
         </w:rPr>
@@ -101,7 +101,7 @@
       </w:r>
       <w:r>
         <w:rPr>
-          <w:rFonts w:ascii="Garamond" w:hAnsi="Garamond"/>
+          <w:rFonts w:ascii="Brill" w:hAnsi="Brill"/>
           <w:color w:val="FF0000"/>
           <w:lang w:val="es-ES"/>
         </w:rPr>
@@ -109,7 +109,7 @@
       </w:r>
       <w:r>
         <w:rPr>
-          <w:rFonts w:ascii="Garamond" w:hAnsi="Garamond"/>
+          <w:rFonts w:ascii="Brill" w:hAnsi="Brill"/>
           <w:color w:val="FF0000"/>
           <w:lang w:val="es-ES"/>
         </w:rPr>
@@ -117,7 +117,7 @@
       </w:r>
       <w:r>
         <w:rPr>
-          <w:rFonts w:ascii="Garamond" w:hAnsi="Garamond"/>
+          <w:rFonts w:ascii="Brill" w:hAnsi="Brill"/>
           <w:color w:val="FF0000"/>
           <w:lang w:val="es-ES"/>
         </w:rPr>
@@ -125,7 +125,7 @@
       </w:r>
       <w:r>
         <w:rPr>
-          <w:rFonts w:ascii="Garamond" w:hAnsi="Garamond"/>
+          <w:rFonts w:ascii="Brill" w:hAnsi="Brill"/>
           <w:color w:val="FF0000"/>
           <w:lang w:val="es-ES"/>
         </w:rPr>
@@ -133,7 +133,7 @@
       </w:r>
       <w:r>
         <w:rPr>
-          <w:rFonts w:ascii="Garamond" w:hAnsi="Garamond"/>
+          <w:rFonts w:ascii="Brill" w:hAnsi="Brill"/>
           <w:color w:val="FF0000"/>
           <w:lang w:val="es-ES"/>
         </w:rPr>
@@ -141,7 +141,7 @@
       </w:r>
       <w:r>
         <w:rPr>
-          <w:rFonts w:ascii="Garamond" w:hAnsi="Garamond"/>
+          <w:rFonts w:ascii="Brill" w:hAnsi="Brill"/>
           <w:color w:val="FF0000"/>
           <w:lang w:val="es-ES"/>
         </w:rPr>
@@ -149,33 +149,15 @@
       </w:r>
       <w:r>
         <w:rPr>
-          <w:rFonts w:ascii="Garamond" w:hAnsi="Garamond"/>
-          <w:color w:val="FF0000"/>
-          <w:lang w:val="es-ES"/>
-        </w:rPr>
-        <w:t xml:space="preserve">l de los cielos </w:t>
-      </w:r>
-      <w:proofErr w:type="spellStart"/>
-      <w:r>
-        <w:rPr>
-          <w:rFonts w:ascii="Garamond" w:hAnsi="Garamond"/>
-          <w:color w:val="FF0000"/>
-          <w:lang w:val="es-ES"/>
-        </w:rPr>
-        <w:t>estava</w:t>
-      </w:r>
-      <w:proofErr w:type="spellEnd"/>
-      <w:r>
-        <w:rPr>
-          <w:rFonts w:ascii="Garamond" w:hAnsi="Garamond"/>
-          <w:color w:val="FF0000"/>
-          <w:lang w:val="es-ES"/>
-        </w:rPr>
-        <w:t xml:space="preserve"> </w:t>
-      </w:r>
-      <w:r>
-        <w:rPr>
-          <w:rFonts w:ascii="Garamond" w:hAnsi="Garamond"/>
+          <w:rFonts w:ascii="Brill" w:hAnsi="Brill"/>
+          <w:color w:val="FF0000"/>
+          <w:lang w:val="es-ES"/>
+        </w:rPr>
+        <w:t xml:space="preserve">l de los cielos estava </w:t>
+      </w:r>
+      <w:r>
+        <w:rPr>
+          <w:rFonts w:ascii="Brill" w:hAnsi="Brill"/>
           <w:color w:val="FF0000"/>
           <w:lang w:val="es-ES"/>
         </w:rPr>
@@ -183,7 +165,7 @@
       </w:r>
       <w:r>
         <w:rPr>
-          <w:rFonts w:ascii="Garamond" w:hAnsi="Garamond"/>
+          <w:rFonts w:ascii="Brill" w:hAnsi="Brill"/>
           <w:color w:val="FF0000"/>
           <w:lang w:val="es-ES"/>
         </w:rPr>
@@ -191,7 +173,7 @@
       </w:r>
       <w:r>
         <w:rPr>
-          <w:rFonts w:ascii="Garamond" w:hAnsi="Garamond"/>
+          <w:rFonts w:ascii="Brill" w:hAnsi="Brill"/>
           <w:color w:val="FF0000"/>
           <w:lang w:val="es-ES"/>
         </w:rPr>
@@ -201,7 +183,7 @@
     <w:p>
       <w:pPr>
         <w:rPr>
-          <w:rFonts w:ascii="Garamond" w:eastAsia="Calibri" w:hAnsi="Garamond" w:cs="Times New Roman (Corps CS)"/>
+          <w:rFonts w:ascii="Brill" w:eastAsia="Calibri" w:hAnsi="Brill" w:cs="Times New Roman (Corps CS)"/>
           <w:color w:val="FF0000"/>
           <w:kern w:val="2"/>
           <w:lang w:val="es-ES"/>
@@ -210,45 +192,32 @@
       </w:pPr>
       <w:r>
         <w:rPr>
-          <w:rFonts w:ascii="Garamond" w:hAnsi="Garamond"/>
+          <w:rFonts w:ascii="Brill" w:hAnsi="Brill"/>
         </w:rPr>
         <w:t xml:space="preserve">B: </w:t>
       </w:r>
       <w:r>
         <w:rPr>
-          <w:rFonts w:ascii="Garamond" w:eastAsia="Calibri" w:hAnsi="Garamond" w:cs="Times New Roman (Corps CS)"/>
+          <w:rFonts w:ascii="Brill" w:eastAsia="Calibri" w:hAnsi="Brill" w:cs="Times New Roman (Corps CS)"/>
           <w:kern w:val="2"/>
           <w:lang w:val="es-ES"/>
           <w14:ligatures w14:val="standardContextual"/>
         </w:rPr>
         <w:t xml:space="preserve">1ra </w:t>
       </w:r>
-      <w:proofErr w:type="spellStart"/>
-      <w:r>
-        <w:rPr>
-          <w:rFonts w:ascii="Garamond" w:eastAsia="Calibri" w:hAnsi="Garamond" w:cs="Times New Roman (Corps CS)"/>
-          <w:color w:val="FF0000"/>
-          <w:kern w:val="2"/>
-          <w:lang w:val="es-ES"/>
-          <w14:ligatures w14:val="standardContextual"/>
-        </w:rPr>
-        <w:t>Títolo</w:t>
-      </w:r>
-      <w:proofErr w:type="spellEnd"/>
-      <w:r>
-        <w:rPr>
-          <w:rFonts w:ascii="Garamond" w:eastAsia="Calibri" w:hAnsi="Garamond" w:cs="Times New Roman (Corps CS)"/>
-          <w:color w:val="FF0000"/>
-          <w:kern w:val="2"/>
-          <w:lang w:val="es-ES"/>
-          <w14:ligatures w14:val="standardContextual"/>
-        </w:rPr>
-        <w:t xml:space="preserve"> </w:t>
-      </w:r>
-      <w:proofErr w:type="spellStart"/>
-      <w:r>
-        <w:rPr>
-          <w:rFonts w:ascii="Garamond" w:eastAsia="Calibri" w:hAnsi="Garamond" w:cs="Times New Roman (Corps CS)"/>
+      <w:r>
+        <w:rPr>
+          <w:rFonts w:ascii="Brill" w:eastAsia="Calibri" w:hAnsi="Brill" w:cs="Times New Roman (Corps CS)"/>
+          <w:color w:val="FF0000"/>
+          <w:kern w:val="2"/>
+          <w:lang w:val="es-ES"/>
+          <w14:ligatures w14:val="standardContextual"/>
+        </w:rPr>
+        <w:t xml:space="preserve">Títolo </w:t>
+      </w:r>
+      <w:r>
+        <w:rPr>
+          <w:rFonts w:ascii="Brill" w:eastAsia="Calibri" w:hAnsi="Brill" w:cs="Times New Roman (Corps CS)"/>
           <w:smallCaps/>
           <w:color w:val="FF0000"/>
           <w:kern w:val="2"/>
@@ -257,10 +226,9 @@
         </w:rPr>
         <w:t>iiii</w:t>
       </w:r>
-      <w:proofErr w:type="spellEnd"/>
-      <w:r>
-        <w:rPr>
-          <w:rFonts w:ascii="Garamond" w:eastAsia="Calibri" w:hAnsi="Garamond" w:cs="Times New Roman (Corps CS)"/>
+      <w:r>
+        <w:rPr>
+          <w:rFonts w:ascii="Brill" w:eastAsia="Calibri" w:hAnsi="Brill" w:cs="Times New Roman (Corps CS)"/>
           <w:color w:val="FF0000"/>
           <w:kern w:val="2"/>
           <w:lang w:val="es-ES"/>
@@ -268,10 +236,9 @@
         </w:rPr>
         <w:t xml:space="preserve">. ¿En cuál logar de los </w:t>
       </w:r>
-      <w:proofErr w:type="spellStart"/>
-      <w:r>
-        <w:rPr>
-          <w:rFonts w:ascii="Garamond" w:eastAsia="Calibri" w:hAnsi="Garamond" w:cs="Times New Roman (Corps CS)"/>
+      <w:r>
+        <w:rPr>
+          <w:rFonts w:ascii="Brill" w:eastAsia="Calibri" w:hAnsi="Brill" w:cs="Times New Roman (Corps CS)"/>
           <w:smallCaps/>
           <w:color w:val="FF0000"/>
           <w:kern w:val="2"/>
@@ -280,10 +247,9 @@
         </w:rPr>
         <w:t>ix</w:t>
       </w:r>
-      <w:proofErr w:type="spellEnd"/>
-      <w:r>
-        <w:rPr>
-          <w:rFonts w:ascii="Garamond" w:eastAsia="Calibri" w:hAnsi="Garamond" w:cs="Times New Roman (Corps CS)"/>
+      <w:r>
+        <w:rPr>
+          <w:rFonts w:ascii="Brill" w:eastAsia="Calibri" w:hAnsi="Brill" w:cs="Times New Roman (Corps CS)"/>
           <w:color w:val="FF0000"/>
           <w:kern w:val="2"/>
           <w:lang w:val="es-ES"/>
@@ -295,7 +261,7 @@
     <w:p>
       <w:pPr>
         <w:rPr>
-          <w:rFonts w:ascii="Garamond" w:eastAsia="Calibri" w:hAnsi="Garamond" w:cs="Times New Roman (Corps CS)"/>
+          <w:rFonts w:ascii="Brill" w:eastAsia="Calibri" w:hAnsi="Brill" w:cs="Times New Roman (Corps CS)"/>
           <w:kern w:val="2"/>
           <w:lang w:val="es-ES"/>
           <w14:ligatures w14:val="standardContextual"/>
@@ -303,56 +269,35 @@
       </w:pPr>
       <w:r>
         <w:rPr>
-          <w:rFonts w:ascii="Garamond" w:eastAsia="Calibri" w:hAnsi="Garamond" w:cs="Times New Roman (Corps CS)"/>
-          <w:kern w:val="2"/>
-          <w:lang w:val="es-ES"/>
-          <w14:ligatures w14:val="standardContextual"/>
-        </w:rPr>
-        <w:t xml:space="preserve">B: </w:t>
-      </w:r>
-      <w:r>
-        <w:rPr>
-          <w:rFonts w:ascii="Garamond" w:eastAsia="Calibri" w:hAnsi="Garamond" w:cs="Times New Roman (Corps CS)"/>
-          <w:kern w:val="2"/>
-          <w:lang w:val="es-ES"/>
-          <w14:ligatures w14:val="standardContextual"/>
-        </w:rPr>
-        <w:t xml:space="preserve">10vb </w:t>
-      </w:r>
-      <w:proofErr w:type="spellStart"/>
-      <w:r>
-        <w:rPr>
-          <w:rFonts w:ascii="Garamond" w:eastAsia="Calibri" w:hAnsi="Garamond" w:cs="Times New Roman (Corps CS)"/>
-          <w:color w:val="FF0000"/>
-          <w:kern w:val="2"/>
-          <w:lang w:val="es-ES"/>
-          <w14:ligatures w14:val="standardContextual"/>
-        </w:rPr>
-        <w:t>Títolo</w:t>
-      </w:r>
-      <w:proofErr w:type="spellEnd"/>
-      <w:r>
-        <w:rPr>
-          <w:rFonts w:ascii="Garamond" w:eastAsia="Calibri" w:hAnsi="Garamond" w:cs="Times New Roman (Corps CS)"/>
-          <w:color w:val="FF0000"/>
-          <w:kern w:val="2"/>
-          <w:lang w:val="es-ES"/>
-          <w14:ligatures w14:val="standardContextual"/>
-        </w:rPr>
-        <w:t xml:space="preserve"> cuarto. ¿En cuál de los nueve cielos está Dios?</w:t>
+          <w:rFonts w:ascii="Brill" w:eastAsia="Calibri" w:hAnsi="Brill" w:cs="Times New Roman (Corps CS)"/>
+          <w:kern w:val="2"/>
+          <w:lang w:val="es-ES"/>
+          <w14:ligatures w14:val="standardContextual"/>
+        </w:rPr>
+        <w:t xml:space="preserve">B: 10vb </w:t>
+      </w:r>
+      <w:r>
+        <w:rPr>
+          <w:rFonts w:ascii="Brill" w:eastAsia="Calibri" w:hAnsi="Brill" w:cs="Times New Roman (Corps CS)"/>
+          <w:color w:val="FF0000"/>
+          <w:kern w:val="2"/>
+          <w:lang w:val="es-ES"/>
+          <w14:ligatures w14:val="standardContextual"/>
+        </w:rPr>
+        <w:t>Títolo cuarto. ¿En cuál de los nueve cielos está Dios?</w:t>
       </w:r>
     </w:p>
     <w:p>
       <w:pPr>
         <w:rPr>
-          <w:rFonts w:ascii="Garamond" w:hAnsi="Garamond"/>
+          <w:rFonts w:ascii="Brill" w:hAnsi="Brill"/>
           <w:color w:val="FF0000"/>
           <w:lang w:val="es-ES"/>
         </w:rPr>
       </w:pPr>
       <w:r>
         <w:rPr>
-          <w:rFonts w:ascii="Garamond" w:hAnsi="Garamond"/>
+          <w:rFonts w:ascii="Brill" w:hAnsi="Brill"/>
           <w:color w:val="000000" w:themeColor="text1"/>
           <w:lang w:val="es-ES"/>
         </w:rPr>
@@ -360,7 +305,7 @@
       </w:r>
       <w:r>
         <w:rPr>
-          <w:rFonts w:ascii="Garamond" w:hAnsi="Garamond"/>
+          <w:rFonts w:ascii="Brill" w:hAnsi="Brill"/>
           <w:color w:val="000000" w:themeColor="text1"/>
           <w:lang w:val="es-ES"/>
         </w:rPr>
@@ -368,128 +313,104 @@
       </w:r>
       <w:r>
         <w:rPr>
-          <w:rFonts w:ascii="Garamond" w:hAnsi="Garamond"/>
+          <w:rFonts w:ascii="Brill" w:hAnsi="Brill"/>
           <w:color w:val="000000" w:themeColor="text1"/>
         </w:rPr>
         <w:t xml:space="preserve">1r </w:t>
       </w:r>
       <w:r>
         <w:rPr>
-          <w:rFonts w:ascii="Garamond" w:hAnsi="Garamond"/>
-          <w:color w:val="FF0000"/>
-          <w:lang w:val="es-ES"/>
-        </w:rPr>
-        <w:t>Cap</w:t>
-      </w:r>
-      <w:r>
-        <w:rPr>
-          <w:rFonts w:ascii="Garamond" w:hAnsi="Garamond"/>
-          <w:color w:val="FF0000"/>
-          <w:lang w:val="es-ES"/>
-        </w:rPr>
-        <w:t>í</w:t>
-      </w:r>
-      <w:r>
-        <w:rPr>
-          <w:rFonts w:ascii="Garamond" w:hAnsi="Garamond"/>
-          <w:color w:val="FF0000"/>
-          <w:lang w:val="es-ES"/>
-        </w:rPr>
-        <w:t>tulo</w:t>
-      </w:r>
-      <w:r>
-        <w:rPr>
-          <w:rFonts w:ascii="Garamond" w:hAnsi="Garamond"/>
-          <w:color w:val="FF0000"/>
-          <w:lang w:val="es-ES"/>
+          <w:rFonts w:ascii="Brill" w:hAnsi="Brill"/>
+          <w:color w:val="FF0000"/>
+          <w:lang w:val="es-ES"/>
+        </w:rPr>
+        <w:t xml:space="preserve">Capítulo </w:t>
+      </w:r>
+      <w:r>
+        <w:rPr>
+          <w:rFonts w:ascii="Brill" w:hAnsi="Brill"/>
+          <w:smallCaps/>
+          <w:color w:val="FF0000"/>
+          <w:lang w:val="es-ES"/>
+        </w:rPr>
+        <w:t>i</w:t>
+      </w:r>
+      <w:r>
+        <w:rPr>
+          <w:rFonts w:ascii="Brill" w:hAnsi="Brill"/>
+          <w:smallCaps/>
+          <w:color w:val="FF0000"/>
+        </w:rPr>
+        <w:t>x</w:t>
+      </w:r>
+      <w:r>
+        <w:rPr>
+          <w:rFonts w:ascii="Brill" w:hAnsi="Brill"/>
+          <w:color w:val="FF0000"/>
+        </w:rPr>
+        <w:t xml:space="preserve">. </w:t>
+      </w:r>
+      <w:r>
+        <w:rPr>
+          <w:rFonts w:ascii="Brill" w:hAnsi="Brill"/>
+          <w:color w:val="FF0000"/>
+          <w:lang w:val="es-ES"/>
+        </w:rPr>
+        <w:t>¿E</w:t>
+      </w:r>
+      <w:r>
+        <w:rPr>
+          <w:rFonts w:ascii="Brill" w:hAnsi="Brill"/>
+          <w:color w:val="FF0000"/>
+        </w:rPr>
+        <w:t xml:space="preserve">n </w:t>
+      </w:r>
+      <w:r>
+        <w:rPr>
+          <w:rFonts w:ascii="Brill" w:hAnsi="Brill"/>
+          <w:color w:val="FF0000"/>
+          <w:lang w:val="es-ES"/>
+        </w:rPr>
+        <w:t>c</w:t>
+      </w:r>
+      <w:r>
+        <w:rPr>
+          <w:rFonts w:ascii="Brill" w:hAnsi="Brill"/>
+          <w:color w:val="FF0000"/>
+        </w:rPr>
+        <w:t>u</w:t>
+      </w:r>
+      <w:r>
+        <w:rPr>
+          <w:rFonts w:ascii="Brill" w:hAnsi="Brill"/>
+          <w:color w:val="FF0000"/>
+        </w:rPr>
+        <w:t>á</w:t>
+      </w:r>
+      <w:r>
+        <w:rPr>
+          <w:rFonts w:ascii="Brill" w:hAnsi="Brill"/>
+          <w:color w:val="FF0000"/>
+        </w:rPr>
+        <w:t>l de los cielos est</w:t>
+      </w:r>
+      <w:r>
+        <w:rPr>
+          <w:rFonts w:ascii="Brill" w:hAnsi="Brill"/>
+          <w:color w:val="FF0000"/>
+        </w:rPr>
+        <w:t>á</w:t>
+      </w:r>
+      <w:r>
+        <w:rPr>
+          <w:rFonts w:ascii="Brill" w:hAnsi="Brill"/>
+          <w:color w:val="FF0000"/>
         </w:rPr>
         <w:t xml:space="preserve"> </w:t>
       </w:r>
       <w:r>
         <w:rPr>
-          <w:rFonts w:ascii="Garamond" w:hAnsi="Garamond"/>
-          <w:smallCaps/>
-          <w:color w:val="FF0000"/>
-          <w:lang w:val="es-ES"/>
-        </w:rPr>
-        <w:t>i</w:t>
-      </w:r>
-      <w:r>
-        <w:rPr>
-          <w:rFonts w:ascii="Garamond" w:hAnsi="Garamond"/>
-          <w:smallCaps/>
-          <w:color w:val="FF0000"/>
-        </w:rPr>
-        <w:t>x</w:t>
-      </w:r>
-      <w:r>
-        <w:rPr>
-          <w:rFonts w:ascii="Garamond" w:hAnsi="Garamond"/>
-          <w:color w:val="FF0000"/>
-        </w:rPr>
-        <w:t xml:space="preserve">. </w:t>
-      </w:r>
-      <w:r>
-        <w:rPr>
-          <w:rFonts w:ascii="Garamond" w:hAnsi="Garamond"/>
-          <w:color w:val="FF0000"/>
-          <w:lang w:val="es-ES"/>
-        </w:rPr>
-        <w:t>¿E</w:t>
-      </w:r>
-      <w:r>
-        <w:rPr>
-          <w:rFonts w:ascii="Garamond" w:hAnsi="Garamond"/>
-          <w:color w:val="FF0000"/>
-        </w:rPr>
-        <w:t xml:space="preserve">n </w:t>
-      </w:r>
-      <w:r>
-        <w:rPr>
-          <w:rFonts w:ascii="Garamond" w:hAnsi="Garamond"/>
-          <w:color w:val="FF0000"/>
-          <w:lang w:val="es-ES"/>
-        </w:rPr>
-        <w:t>c</w:t>
-      </w:r>
-      <w:r>
-        <w:rPr>
-          <w:rFonts w:ascii="Garamond" w:hAnsi="Garamond"/>
-          <w:color w:val="FF0000"/>
-        </w:rPr>
-        <w:t>u</w:t>
-      </w:r>
-      <w:r>
-        <w:rPr>
-          <w:rFonts w:ascii="Garamond" w:hAnsi="Garamond"/>
-          <w:color w:val="FF0000"/>
-        </w:rPr>
-        <w:t>á</w:t>
-      </w:r>
-      <w:r>
-        <w:rPr>
-          <w:rFonts w:ascii="Garamond" w:hAnsi="Garamond"/>
-          <w:color w:val="FF0000"/>
-        </w:rPr>
-        <w:t>l de los cielos est</w:t>
-      </w:r>
-      <w:r>
-        <w:rPr>
-          <w:rFonts w:ascii="Garamond" w:hAnsi="Garamond"/>
-          <w:color w:val="FF0000"/>
-        </w:rPr>
-        <w:t>á</w:t>
-      </w:r>
-      <w:r>
-        <w:rPr>
-          <w:rFonts w:ascii="Garamond" w:hAnsi="Garamond"/>
-          <w:color w:val="FF0000"/>
-        </w:rPr>
-        <w:t xml:space="preserve"> </w:t>
-      </w:r>
-      <w:r>
-        <w:rPr>
-          <w:rFonts w:ascii="Garamond" w:hAnsi="Garamond"/>
+          <w:rFonts w:ascii="Brill" w:hAnsi="Brill"/>
           <w:color w:val="FF0000"/>
           <w:lang w:val="es-ES"/>
         </w:rPr>
@@ -497,14 +418,14 @@
       </w:r>
       <w:r>
         <w:rPr>
-          <w:rFonts w:ascii="Garamond" w:hAnsi="Garamond"/>
+          <w:rFonts w:ascii="Brill" w:hAnsi="Brill"/>
           <w:color w:val="FF0000"/>
         </w:rPr>
         <w:t>ios</w:t>
       </w:r>
       <w:r>
         <w:rPr>
-          <w:rFonts w:ascii="Garamond" w:hAnsi="Garamond"/>
+          <w:rFonts w:ascii="Brill" w:hAnsi="Brill"/>
           <w:color w:val="FF0000"/>
           <w:lang w:val="es-ES"/>
         </w:rPr>
@@ -514,14 +435,14 @@
     <w:p>
       <w:pPr>
         <w:rPr>
-          <w:rFonts w:ascii="Garamond" w:hAnsi="Garamond"/>
+          <w:rFonts w:ascii="Brill" w:hAnsi="Brill"/>
           <w:color w:val="FF0000"/>
           <w:lang w:val="es-ES"/>
         </w:rPr>
       </w:pPr>
       <w:r>
         <w:rPr>
-          <w:rFonts w:ascii="Garamond" w:hAnsi="Garamond"/>
+          <w:rFonts w:ascii="Brill" w:hAnsi="Brill"/>
           <w:color w:val="000000" w:themeColor="text1"/>
           <w:lang w:val="es-ES"/>
         </w:rPr>
@@ -529,46 +450,22 @@
       </w:r>
       <w:r>
         <w:rPr>
-          <w:rFonts w:ascii="Garamond" w:hAnsi="Garamond"/>
+          <w:rFonts w:ascii="Brill" w:hAnsi="Brill"/>
           <w:color w:val="000000" w:themeColor="text1"/>
         </w:rPr>
         <w:t xml:space="preserve">22v </w:t>
       </w:r>
       <w:r>
         <w:rPr>
-          <w:rFonts w:ascii="Garamond" w:hAnsi="Garamond"/>
-          <w:color w:val="FF0000"/>
-          <w:lang w:val="es-ES"/>
-        </w:rPr>
-        <w:t>Cap</w:t>
-      </w:r>
-      <w:r>
-        <w:rPr>
-          <w:rFonts w:ascii="Garamond" w:hAnsi="Garamond"/>
-          <w:color w:val="FF0000"/>
-          <w:lang w:val="es-ES"/>
-        </w:rPr>
-        <w:t>í</w:t>
-      </w:r>
-      <w:r>
-        <w:rPr>
-          <w:rFonts w:ascii="Garamond" w:hAnsi="Garamond"/>
-          <w:color w:val="FF0000"/>
-          <w:lang w:val="es-ES"/>
-        </w:rPr>
-        <w:t>tulo</w:t>
-      </w:r>
-      <w:r>
-        <w:rPr>
-          <w:rFonts w:ascii="Garamond" w:hAnsi="Garamond"/>
-          <w:color w:val="FF0000"/>
-          <w:lang w:val="es-ES"/>
-        </w:rPr>
-        <w:t xml:space="preserve"> </w:t>
-      </w:r>
-      <w:r>
-        <w:rPr>
-          <w:rFonts w:ascii="Garamond" w:hAnsi="Garamond"/>
+          <w:rFonts w:ascii="Brill" w:hAnsi="Brill"/>
+          <w:color w:val="FF0000"/>
+          <w:lang w:val="es-ES"/>
+        </w:rPr>
+        <w:t xml:space="preserve">Capítulo </w:t>
+      </w:r>
+      <w:r>
+        <w:rPr>
+          <w:rFonts w:ascii="Brill" w:hAnsi="Brill"/>
           <w:smallCaps/>
           <w:color w:val="FF0000"/>
           <w:lang w:val="es-ES"/>
@@ -577,7 +474,7 @@
       </w:r>
       <w:r>
         <w:rPr>
-          <w:rFonts w:ascii="Garamond" w:hAnsi="Garamond"/>
+          <w:rFonts w:ascii="Brill" w:hAnsi="Brill"/>
           <w:smallCaps/>
           <w:color w:val="FF0000"/>
         </w:rPr>
@@ -585,14 +482,14 @@
       </w:r>
       <w:r>
         <w:rPr>
-          <w:rFonts w:ascii="Garamond" w:hAnsi="Garamond"/>
+          <w:rFonts w:ascii="Brill" w:hAnsi="Brill"/>
           <w:color w:val="FF0000"/>
         </w:rPr>
         <w:t xml:space="preserve">. </w:t>
       </w:r>
       <w:r>
         <w:rPr>
-          <w:rFonts w:ascii="Garamond" w:hAnsi="Garamond"/>
+          <w:rFonts w:ascii="Brill" w:hAnsi="Brill"/>
           <w:color w:val="FF0000"/>
           <w:lang w:val="es-ES"/>
         </w:rPr>
@@ -600,14 +497,14 @@
       </w:r>
       <w:r>
         <w:rPr>
-          <w:rFonts w:ascii="Garamond" w:hAnsi="Garamond"/>
+          <w:rFonts w:ascii="Brill" w:hAnsi="Brill"/>
           <w:color w:val="FF0000"/>
         </w:rPr>
         <w:t xml:space="preserve">n </w:t>
       </w:r>
       <w:r>
         <w:rPr>
-          <w:rFonts w:ascii="Garamond" w:hAnsi="Garamond"/>
+          <w:rFonts w:ascii="Brill" w:hAnsi="Brill"/>
           <w:color w:val="FF0000"/>
           <w:lang w:val="es-ES"/>
         </w:rPr>
@@ -615,42 +512,14 @@
       </w:r>
       <w:r>
         <w:rPr>
-          <w:rFonts w:ascii="Garamond" w:hAnsi="Garamond"/>
-          <w:color w:val="FF0000"/>
-        </w:rPr>
-        <w:t>u</w:t>
-      </w:r>
-      <w:r>
-        <w:rPr>
-          <w:rFonts w:ascii="Garamond" w:hAnsi="Garamond"/>
-          <w:color w:val="FF0000"/>
-        </w:rPr>
-        <w:t>á</w:t>
-      </w:r>
-      <w:r>
-        <w:rPr>
-          <w:rFonts w:ascii="Garamond" w:hAnsi="Garamond"/>
-          <w:color w:val="FF0000"/>
-        </w:rPr>
-        <w:t>l de los cielos est</w:t>
-      </w:r>
-      <w:r>
-        <w:rPr>
-          <w:rFonts w:ascii="Garamond" w:hAnsi="Garamond"/>
-          <w:color w:val="FF0000"/>
-        </w:rPr>
-        <w:t>á</w:t>
-      </w:r>
-      <w:r>
-        <w:rPr>
-          <w:rFonts w:ascii="Garamond" w:hAnsi="Garamond"/>
-          <w:color w:val="FF0000"/>
-        </w:rPr>
-        <w:t xml:space="preserve"> </w:t>
-      </w:r>
-      <w:r>
-        <w:rPr>
-          <w:rFonts w:ascii="Garamond" w:hAnsi="Garamond"/>
+          <w:rFonts w:ascii="Brill" w:hAnsi="Brill"/>
+          <w:color w:val="FF0000"/>
+        </w:rPr>
+        <w:t xml:space="preserve">uál de los cielos está </w:t>
+      </w:r>
+      <w:r>
+        <w:rPr>
+          <w:rFonts w:ascii="Brill" w:hAnsi="Brill"/>
           <w:color w:val="FF0000"/>
           <w:lang w:val="es-ES"/>
         </w:rPr>
@@ -658,14 +527,14 @@
       </w:r>
       <w:r>
         <w:rPr>
-          <w:rFonts w:ascii="Garamond" w:hAnsi="Garamond"/>
+          <w:rFonts w:ascii="Brill" w:hAnsi="Brill"/>
           <w:color w:val="FF0000"/>
         </w:rPr>
         <w:t>ios</w:t>
       </w:r>
       <w:r>
         <w:rPr>
-          <w:rFonts w:ascii="Garamond" w:hAnsi="Garamond"/>
+          <w:rFonts w:ascii="Brill" w:hAnsi="Brill"/>
           <w:color w:val="FF0000"/>
           <w:lang w:val="es-ES"/>
         </w:rPr>
@@ -675,12 +544,12 @@
     <w:p>
       <w:pPr>
         <w:rPr>
-          <w:rFonts w:ascii="Garamond" w:hAnsi="Garamond"/>
+          <w:rFonts w:ascii="Brill" w:hAnsi="Brill"/>
         </w:rPr>
       </w:pPr>
       <w:r>
         <w:rPr>
-          <w:rFonts w:ascii="Garamond" w:hAnsi="Garamond"/>
+          <w:rFonts w:ascii="Brill" w:hAnsi="Brill"/>
           <w:color w:val="000000" w:themeColor="text1"/>
           <w:lang w:val="es-ES"/>
         </w:rPr>
@@ -688,7 +557,7 @@
       </w:r>
       <w:r>
         <w:rPr>
-          <w:rFonts w:ascii="Garamond" w:hAnsi="Garamond"/>
+          <w:rFonts w:ascii="Brill" w:hAnsi="Brill"/>
           <w:color w:val="000000" w:themeColor="text1"/>
           <w:lang w:val="es-ES"/>
         </w:rPr>
@@ -696,14 +565,14 @@
       </w:r>
       <w:r>
         <w:rPr>
-          <w:rFonts w:ascii="Garamond" w:hAnsi="Garamond"/>
+          <w:rFonts w:ascii="Brill" w:hAnsi="Brill"/>
           <w:color w:val="000000" w:themeColor="text1"/>
         </w:rPr>
         <w:t>113v</w:t>
       </w:r>
       <w:r>
         <w:rPr>
-          <w:rFonts w:ascii="Garamond" w:hAnsi="Garamond"/>
+          <w:rFonts w:ascii="Brill" w:hAnsi="Brill"/>
           <w:color w:val="000000" w:themeColor="text1"/>
           <w:lang w:val="es-ES"/>
         </w:rPr>
@@ -711,7 +580,7 @@
       </w:r>
       <w:r>
         <w:rPr>
-          <w:rFonts w:ascii="Garamond" w:hAnsi="Garamond"/>
+          <w:rFonts w:ascii="Brill" w:hAnsi="Brill"/>
           <w:color w:val="FF0000"/>
           <w:lang w:val="es-ES"/>
         </w:rPr>
@@ -719,38 +588,22 @@
       </w:r>
       <w:r>
         <w:rPr>
-          <w:rFonts w:ascii="Garamond" w:hAnsi="Garamond"/>
-          <w:color w:val="FF0000"/>
-          <w:lang w:val="es-ES"/>
-        </w:rPr>
-        <w:t>Cap</w:t>
-      </w:r>
-      <w:r>
-        <w:rPr>
-          <w:rFonts w:ascii="Garamond" w:hAnsi="Garamond"/>
-          <w:color w:val="FF0000"/>
-          <w:lang w:val="es-ES"/>
-        </w:rPr>
-        <w:t>í</w:t>
-      </w:r>
-      <w:r>
-        <w:rPr>
-          <w:rFonts w:ascii="Garamond" w:hAnsi="Garamond"/>
-          <w:color w:val="FF0000"/>
-          <w:lang w:val="es-ES"/>
-        </w:rPr>
-        <w:t>tulo</w:t>
-      </w:r>
-      <w:r>
-        <w:rPr>
-          <w:rFonts w:ascii="Garamond" w:hAnsi="Garamond"/>
+          <w:rFonts w:ascii="Brill" w:hAnsi="Brill"/>
+          <w:color w:val="FF0000"/>
+          <w:lang w:val="es-ES"/>
+        </w:rPr>
+        <w:t>Capítulo</w:t>
+      </w:r>
+      <w:r>
+        <w:rPr>
+          <w:rFonts w:ascii="Brill" w:hAnsi="Brill"/>
           <w:color w:val="FF0000"/>
         </w:rPr>
         <w:t xml:space="preserve"> </w:t>
       </w:r>
       <w:r>
         <w:rPr>
-          <w:rFonts w:ascii="Garamond" w:hAnsi="Garamond"/>
+          <w:rFonts w:ascii="Brill" w:hAnsi="Brill"/>
           <w:smallCaps/>
           <w:color w:val="FF0000"/>
         </w:rPr>
@@ -758,7 +611,7 @@
       </w:r>
       <w:r>
         <w:rPr>
-          <w:rFonts w:ascii="Garamond" w:hAnsi="Garamond"/>
+          <w:rFonts w:ascii="Brill" w:hAnsi="Brill"/>
           <w:smallCaps/>
           <w:color w:val="FF0000"/>
           <w:lang w:val="es-ES"/>
@@ -767,14 +620,14 @@
       </w:r>
       <w:r>
         <w:rPr>
-          <w:rFonts w:ascii="Garamond" w:hAnsi="Garamond"/>
+          <w:rFonts w:ascii="Brill" w:hAnsi="Brill"/>
           <w:color w:val="FF0000"/>
         </w:rPr>
         <w:t xml:space="preserve"> </w:t>
       </w:r>
       <w:r>
         <w:rPr>
-          <w:rFonts w:ascii="Garamond" w:hAnsi="Garamond"/>
+          <w:rFonts w:ascii="Brill" w:hAnsi="Brill"/>
           <w:color w:val="FF0000"/>
           <w:lang w:val="es-ES"/>
         </w:rPr>
@@ -782,14 +635,14 @@
       </w:r>
       <w:r>
         <w:rPr>
-          <w:rFonts w:ascii="Garamond" w:hAnsi="Garamond"/>
+          <w:rFonts w:ascii="Brill" w:hAnsi="Brill"/>
           <w:color w:val="FF0000"/>
         </w:rPr>
         <w:t xml:space="preserve">emanda en </w:t>
       </w:r>
       <w:r>
         <w:rPr>
-          <w:rFonts w:ascii="Garamond" w:hAnsi="Garamond"/>
+          <w:rFonts w:ascii="Brill" w:hAnsi="Brill"/>
           <w:color w:val="FF0000"/>
           <w:lang w:val="es-ES"/>
         </w:rPr>
@@ -797,56 +650,28 @@
       </w:r>
       <w:r>
         <w:rPr>
-          <w:rFonts w:ascii="Garamond" w:hAnsi="Garamond"/>
-          <w:color w:val="FF0000"/>
-        </w:rPr>
-        <w:t>u</w:t>
-      </w:r>
-      <w:r>
-        <w:rPr>
-          <w:rFonts w:ascii="Garamond" w:hAnsi="Garamond"/>
-          <w:color w:val="FF0000"/>
-        </w:rPr>
-        <w:t>á</w:t>
-      </w:r>
-      <w:r>
-        <w:rPr>
-          <w:rFonts w:ascii="Garamond" w:hAnsi="Garamond"/>
-          <w:color w:val="FF0000"/>
-        </w:rPr>
-        <w:t xml:space="preserve">l de los </w:t>
-      </w:r>
-      <w:r>
-        <w:rPr>
-          <w:rFonts w:ascii="Garamond" w:hAnsi="Garamond"/>
+          <w:rFonts w:ascii="Brill" w:hAnsi="Brill"/>
+          <w:color w:val="FF0000"/>
+        </w:rPr>
+        <w:t xml:space="preserve">uál de los </w:t>
+      </w:r>
+      <w:r>
+        <w:rPr>
+          <w:rFonts w:ascii="Brill" w:hAnsi="Brill"/>
           <w:color w:val="FF0000"/>
         </w:rPr>
         <w:t xml:space="preserve">nueve cielos </w:t>
       </w:r>
       <w:r>
         <w:rPr>
-          <w:rFonts w:ascii="Garamond" w:hAnsi="Garamond"/>
-          <w:color w:val="FF0000"/>
-        </w:rPr>
-        <w:t>est</w:t>
-      </w:r>
-      <w:r>
-        <w:rPr>
-          <w:rFonts w:ascii="Garamond" w:hAnsi="Garamond"/>
-          <w:color w:val="FF0000"/>
-        </w:rPr>
-        <w:t>á</w:t>
-      </w:r>
-      <w:r>
-        <w:rPr>
-          <w:rFonts w:ascii="Garamond" w:hAnsi="Garamond"/>
-          <w:color w:val="FF0000"/>
-        </w:rPr>
-        <w:t xml:space="preserve"> </w:t>
-      </w:r>
-      <w:r>
-        <w:rPr>
-          <w:rFonts w:ascii="Garamond" w:hAnsi="Garamond"/>
+          <w:rFonts w:ascii="Brill" w:hAnsi="Brill"/>
+          <w:color w:val="FF0000"/>
+        </w:rPr>
+        <w:t xml:space="preserve">está </w:t>
+      </w:r>
+      <w:r>
+        <w:rPr>
+          <w:rFonts w:ascii="Brill" w:hAnsi="Brill"/>
           <w:color w:val="FF0000"/>
           <w:lang w:val="es-ES"/>
         </w:rPr>
@@ -854,14 +679,14 @@
       </w:r>
       <w:r>
         <w:rPr>
-          <w:rFonts w:ascii="Garamond" w:hAnsi="Garamond"/>
+          <w:rFonts w:ascii="Brill" w:hAnsi="Brill"/>
           <w:color w:val="FF0000"/>
         </w:rPr>
         <w:t xml:space="preserve">ios </w:t>
       </w:r>
       <w:r>
         <w:rPr>
-          <w:rFonts w:ascii="Garamond" w:hAnsi="Garamond"/>
+          <w:rFonts w:ascii="Brill" w:hAnsi="Brill"/>
           <w:color w:val="FF0000"/>
           <w:lang w:val="es-ES"/>
         </w:rPr>
@@ -869,14 +694,14 @@
       </w:r>
       <w:r>
         <w:rPr>
-          <w:rFonts w:ascii="Garamond" w:hAnsi="Garamond"/>
+          <w:rFonts w:ascii="Brill" w:hAnsi="Brill"/>
           <w:color w:val="FF0000"/>
         </w:rPr>
         <w:t xml:space="preserve">uestro </w:t>
       </w:r>
       <w:r>
         <w:rPr>
-          <w:rFonts w:ascii="Garamond" w:hAnsi="Garamond"/>
+          <w:rFonts w:ascii="Brill" w:hAnsi="Brill"/>
           <w:color w:val="FF0000"/>
           <w:lang w:val="es-ES"/>
         </w:rPr>
@@ -884,7 +709,7 @@
       </w:r>
       <w:r>
         <w:rPr>
-          <w:rFonts w:ascii="Garamond" w:hAnsi="Garamond"/>
+          <w:rFonts w:ascii="Brill" w:hAnsi="Brill"/>
           <w:color w:val="FF0000"/>
         </w:rPr>
         <w:t>eñor</w:t>
@@ -893,51 +718,35 @@
     <w:p>
       <w:pPr>
         <w:rPr>
-          <w:rFonts w:ascii="Garamond" w:hAnsi="Garamond"/>
+          <w:rFonts w:ascii="Brill" w:hAnsi="Brill"/>
           <w:color w:val="FF0000"/>
         </w:rPr>
       </w:pPr>
       <w:r>
         <w:rPr>
-          <w:rFonts w:ascii="Garamond" w:hAnsi="Garamond"/>
+          <w:rFonts w:ascii="Brill" w:hAnsi="Brill"/>
           <w:color w:val="000000" w:themeColor="text1"/>
         </w:rPr>
         <w:t xml:space="preserve">E: 62rb </w:t>
       </w:r>
       <w:r>
         <w:rPr>
-          <w:rFonts w:ascii="Garamond" w:hAnsi="Garamond"/>
-          <w:color w:val="FF0000"/>
-          <w:lang w:val="es-ES"/>
-        </w:rPr>
-        <w:t>Cap</w:t>
-      </w:r>
-      <w:r>
-        <w:rPr>
-          <w:rFonts w:ascii="Garamond" w:hAnsi="Garamond"/>
-          <w:color w:val="FF0000"/>
-          <w:lang w:val="es-ES"/>
-        </w:rPr>
-        <w:t>í</w:t>
-      </w:r>
-      <w:r>
-        <w:rPr>
-          <w:rFonts w:ascii="Garamond" w:hAnsi="Garamond"/>
-          <w:color w:val="FF0000"/>
-          <w:lang w:val="es-ES"/>
-        </w:rPr>
-        <w:t>tulo</w:t>
-      </w:r>
-      <w:r>
-        <w:rPr>
-          <w:rFonts w:ascii="Garamond" w:hAnsi="Garamond"/>
+          <w:rFonts w:ascii="Brill" w:hAnsi="Brill"/>
+          <w:color w:val="FF0000"/>
+          <w:lang w:val="es-ES"/>
+        </w:rPr>
+        <w:t>Capítulo</w:t>
+      </w:r>
+      <w:r>
+        <w:rPr>
+          <w:rFonts w:ascii="Brill" w:hAnsi="Brill"/>
           <w:color w:val="FF0000"/>
         </w:rPr>
         <w:t xml:space="preserve"> </w:t>
       </w:r>
       <w:r>
         <w:rPr>
-          <w:rFonts w:ascii="Garamond" w:hAnsi="Garamond"/>
+          <w:rFonts w:ascii="Brill" w:hAnsi="Brill"/>
           <w:smallCaps/>
           <w:color w:val="FF0000"/>
         </w:rPr>
@@ -945,7 +754,7 @@
       </w:r>
       <w:r>
         <w:rPr>
-          <w:rFonts w:ascii="Garamond" w:hAnsi="Garamond"/>
+          <w:rFonts w:ascii="Brill" w:hAnsi="Brill"/>
           <w:smallCaps/>
           <w:color w:val="FF0000"/>
           <w:lang w:val="es-ES"/>
@@ -954,14 +763,14 @@
       </w:r>
       <w:r>
         <w:rPr>
-          <w:rFonts w:ascii="Garamond" w:hAnsi="Garamond"/>
+          <w:rFonts w:ascii="Brill" w:hAnsi="Brill"/>
           <w:color w:val="FF0000"/>
         </w:rPr>
         <w:t xml:space="preserve"> </w:t>
       </w:r>
       <w:r>
         <w:rPr>
-          <w:rFonts w:ascii="Garamond" w:hAnsi="Garamond"/>
+          <w:rFonts w:ascii="Brill" w:hAnsi="Brill"/>
           <w:color w:val="FF0000"/>
           <w:lang w:val="es-ES"/>
         </w:rPr>
@@ -969,14 +778,14 @@
       </w:r>
       <w:r>
         <w:rPr>
-          <w:rFonts w:ascii="Garamond" w:hAnsi="Garamond"/>
+          <w:rFonts w:ascii="Brill" w:hAnsi="Brill"/>
           <w:color w:val="FF0000"/>
         </w:rPr>
         <w:t xml:space="preserve">emanda en </w:t>
       </w:r>
       <w:r>
         <w:rPr>
-          <w:rFonts w:ascii="Garamond" w:hAnsi="Garamond"/>
+          <w:rFonts w:ascii="Brill" w:hAnsi="Brill"/>
           <w:color w:val="FF0000"/>
           <w:lang w:val="es-ES"/>
         </w:rPr>
@@ -984,56 +793,28 @@
       </w:r>
       <w:r>
         <w:rPr>
-          <w:rFonts w:ascii="Garamond" w:hAnsi="Garamond"/>
-          <w:color w:val="FF0000"/>
-        </w:rPr>
-        <w:t>u</w:t>
-      </w:r>
-      <w:r>
-        <w:rPr>
-          <w:rFonts w:ascii="Garamond" w:hAnsi="Garamond"/>
-          <w:color w:val="FF0000"/>
-        </w:rPr>
-        <w:t>á</w:t>
-      </w:r>
-      <w:r>
-        <w:rPr>
-          <w:rFonts w:ascii="Garamond" w:hAnsi="Garamond"/>
-          <w:color w:val="FF0000"/>
-        </w:rPr>
-        <w:t xml:space="preserve">l </w:t>
-      </w:r>
-      <w:r>
-        <w:rPr>
-          <w:rFonts w:ascii="Garamond" w:hAnsi="Garamond"/>
+          <w:rFonts w:ascii="Brill" w:hAnsi="Brill"/>
+          <w:color w:val="FF0000"/>
+        </w:rPr>
+        <w:t xml:space="preserve">uál </w:t>
+      </w:r>
+      <w:r>
+        <w:rPr>
+          <w:rFonts w:ascii="Brill" w:hAnsi="Brill"/>
           <w:color w:val="FF0000"/>
         </w:rPr>
         <w:t xml:space="preserve">de los cielos </w:t>
       </w:r>
       <w:r>
         <w:rPr>
-          <w:rFonts w:ascii="Garamond" w:hAnsi="Garamond"/>
-          <w:color w:val="FF0000"/>
-        </w:rPr>
-        <w:t>est</w:t>
-      </w:r>
-      <w:r>
-        <w:rPr>
-          <w:rFonts w:ascii="Garamond" w:hAnsi="Garamond"/>
-          <w:color w:val="FF0000"/>
-        </w:rPr>
-        <w:t>á</w:t>
-      </w:r>
-      <w:r>
-        <w:rPr>
-          <w:rFonts w:ascii="Garamond" w:hAnsi="Garamond"/>
-          <w:color w:val="FF0000"/>
-        </w:rPr>
-        <w:t xml:space="preserve"> </w:t>
-      </w:r>
-      <w:r>
-        <w:rPr>
-          <w:rFonts w:ascii="Garamond" w:hAnsi="Garamond"/>
+          <w:rFonts w:ascii="Brill" w:hAnsi="Brill"/>
+          <w:color w:val="FF0000"/>
+        </w:rPr>
+        <w:t xml:space="preserve">está </w:t>
+      </w:r>
+      <w:r>
+        <w:rPr>
+          <w:rFonts w:ascii="Brill" w:hAnsi="Brill"/>
           <w:color w:val="FF0000"/>
           <w:lang w:val="es-ES"/>
         </w:rPr>
@@ -1041,7 +822,7 @@
       </w:r>
       <w:r>
         <w:rPr>
-          <w:rFonts w:ascii="Garamond" w:hAnsi="Garamond"/>
+          <w:rFonts w:ascii="Brill" w:hAnsi="Brill"/>
           <w:color w:val="FF0000"/>
         </w:rPr>
         <w:t>ios</w:t>
@@ -1050,57 +831,41 @@
     <w:p>
       <w:pPr>
         <w:rPr>
-          <w:rFonts w:ascii="Garamond" w:hAnsi="Garamond"/>
+          <w:rFonts w:ascii="Brill" w:hAnsi="Brill"/>
         </w:rPr>
       </w:pPr>
       <w:r>
         <w:rPr>
-          <w:rFonts w:ascii="Garamond" w:hAnsi="Garamond"/>
+          <w:rFonts w:ascii="Brill" w:hAnsi="Brill"/>
           <w:color w:val="000000" w:themeColor="text1"/>
         </w:rPr>
         <w:t>E: 78v</w:t>
       </w:r>
       <w:r>
         <w:rPr>
-          <w:rFonts w:ascii="Garamond" w:hAnsi="Garamond"/>
+          <w:rFonts w:ascii="Brill" w:hAnsi="Brill"/>
           <w:color w:val="FF0000"/>
         </w:rPr>
         <w:t xml:space="preserve"> </w:t>
       </w:r>
       <w:r>
         <w:rPr>
-          <w:rFonts w:ascii="Garamond" w:hAnsi="Garamond"/>
-          <w:color w:val="FF0000"/>
-          <w:lang w:val="es-ES"/>
-        </w:rPr>
-        <w:t>Cap</w:t>
-      </w:r>
-      <w:r>
-        <w:rPr>
-          <w:rFonts w:ascii="Garamond" w:hAnsi="Garamond"/>
-          <w:color w:val="FF0000"/>
-          <w:lang w:val="es-ES"/>
-        </w:rPr>
-        <w:t>í</w:t>
-      </w:r>
-      <w:r>
-        <w:rPr>
-          <w:rFonts w:ascii="Garamond" w:hAnsi="Garamond"/>
-          <w:color w:val="FF0000"/>
-          <w:lang w:val="es-ES"/>
-        </w:rPr>
-        <w:t>tulo</w:t>
-      </w:r>
-      <w:r>
-        <w:rPr>
-          <w:rFonts w:ascii="Garamond" w:hAnsi="Garamond"/>
+          <w:rFonts w:ascii="Brill" w:hAnsi="Brill"/>
+          <w:color w:val="FF0000"/>
+          <w:lang w:val="es-ES"/>
+        </w:rPr>
+        <w:t>Capítulo</w:t>
+      </w:r>
+      <w:r>
+        <w:rPr>
+          <w:rFonts w:ascii="Brill" w:hAnsi="Brill"/>
           <w:color w:val="FF0000"/>
         </w:rPr>
         <w:t xml:space="preserve"> </w:t>
       </w:r>
       <w:r>
         <w:rPr>
-          <w:rFonts w:ascii="Garamond" w:hAnsi="Garamond"/>
+          <w:rFonts w:ascii="Brill" w:hAnsi="Brill"/>
           <w:smallCaps/>
           <w:color w:val="FF0000"/>
         </w:rPr>
@@ -1108,7 +873,7 @@
       </w:r>
       <w:r>
         <w:rPr>
-          <w:rFonts w:ascii="Garamond" w:hAnsi="Garamond"/>
+          <w:rFonts w:ascii="Brill" w:hAnsi="Brill"/>
           <w:color w:val="FF0000"/>
           <w:lang w:val="es-ES"/>
         </w:rPr>
@@ -1116,14 +881,14 @@
       </w:r>
       <w:r>
         <w:rPr>
-          <w:rFonts w:ascii="Garamond" w:hAnsi="Garamond"/>
+          <w:rFonts w:ascii="Brill" w:hAnsi="Brill"/>
           <w:color w:val="FF0000"/>
         </w:rPr>
         <w:t xml:space="preserve"> </w:t>
       </w:r>
       <w:r>
         <w:rPr>
-          <w:rFonts w:ascii="Garamond" w:hAnsi="Garamond"/>
+          <w:rFonts w:ascii="Brill" w:hAnsi="Brill"/>
           <w:color w:val="FF0000"/>
           <w:lang w:val="es-ES"/>
         </w:rPr>
@@ -1131,14 +896,14 @@
       </w:r>
       <w:r>
         <w:rPr>
-          <w:rFonts w:ascii="Garamond" w:hAnsi="Garamond"/>
+          <w:rFonts w:ascii="Brill" w:hAnsi="Brill"/>
           <w:color w:val="FF0000"/>
         </w:rPr>
         <w:t xml:space="preserve">emanda en </w:t>
       </w:r>
       <w:r>
         <w:rPr>
-          <w:rFonts w:ascii="Garamond" w:hAnsi="Garamond"/>
+          <w:rFonts w:ascii="Brill" w:hAnsi="Brill"/>
           <w:color w:val="FF0000"/>
           <w:lang w:val="es-ES"/>
         </w:rPr>
@@ -1146,56 +911,28 @@
       </w:r>
       <w:r>
         <w:rPr>
-          <w:rFonts w:ascii="Garamond" w:hAnsi="Garamond"/>
-          <w:color w:val="FF0000"/>
-        </w:rPr>
-        <w:t>u</w:t>
-      </w:r>
-      <w:r>
-        <w:rPr>
-          <w:rFonts w:ascii="Garamond" w:hAnsi="Garamond"/>
-          <w:color w:val="FF0000"/>
-        </w:rPr>
-        <w:t>á</w:t>
-      </w:r>
-      <w:r>
-        <w:rPr>
-          <w:rFonts w:ascii="Garamond" w:hAnsi="Garamond"/>
-          <w:color w:val="FF0000"/>
-        </w:rPr>
-        <w:t xml:space="preserve">l </w:t>
-      </w:r>
-      <w:r>
-        <w:rPr>
-          <w:rFonts w:ascii="Garamond" w:hAnsi="Garamond"/>
+          <w:rFonts w:ascii="Brill" w:hAnsi="Brill"/>
+          <w:color w:val="FF0000"/>
+        </w:rPr>
+        <w:t xml:space="preserve">uál </w:t>
+      </w:r>
+      <w:r>
+        <w:rPr>
+          <w:rFonts w:ascii="Brill" w:hAnsi="Brill"/>
           <w:color w:val="FF0000"/>
         </w:rPr>
         <w:t xml:space="preserve">de los cielos </w:t>
       </w:r>
       <w:r>
         <w:rPr>
-          <w:rFonts w:ascii="Garamond" w:hAnsi="Garamond"/>
-          <w:color w:val="FF0000"/>
-        </w:rPr>
-        <w:t>est</w:t>
-      </w:r>
-      <w:r>
-        <w:rPr>
-          <w:rFonts w:ascii="Garamond" w:hAnsi="Garamond"/>
-          <w:color w:val="FF0000"/>
-        </w:rPr>
-        <w:t>á</w:t>
-      </w:r>
-      <w:r>
-        <w:rPr>
-          <w:rFonts w:ascii="Garamond" w:hAnsi="Garamond"/>
-          <w:color w:val="FF0000"/>
-        </w:rPr>
-        <w:t xml:space="preserve"> </w:t>
-      </w:r>
-      <w:r>
-        <w:rPr>
-          <w:rFonts w:ascii="Garamond" w:hAnsi="Garamond"/>
+          <w:rFonts w:ascii="Brill" w:hAnsi="Brill"/>
+          <w:color w:val="FF0000"/>
+        </w:rPr>
+        <w:t xml:space="preserve">está </w:t>
+      </w:r>
+      <w:r>
+        <w:rPr>
+          <w:rFonts w:ascii="Brill" w:hAnsi="Brill"/>
           <w:color w:val="FF0000"/>
           <w:lang w:val="es-ES"/>
         </w:rPr>
@@ -1203,7 +940,7 @@
       </w:r>
       <w:r>
         <w:rPr>
-          <w:rFonts w:ascii="Garamond" w:hAnsi="Garamond"/>
+          <w:rFonts w:ascii="Brill" w:hAnsi="Brill"/>
           <w:color w:val="FF0000"/>
         </w:rPr>
         <w:t>ios</w:t>
@@ -1212,13 +949,13 @@
     <w:p>
       <w:pPr>
         <w:rPr>
-          <w:rFonts w:ascii="Garamond" w:hAnsi="Garamond"/>
+          <w:rFonts w:ascii="Brill" w:hAnsi="Brill"/>
           <w:color w:val="FF0000"/>
         </w:rPr>
       </w:pPr>
       <w:r>
         <w:rPr>
-          <w:rFonts w:ascii="Garamond" w:hAnsi="Garamond"/>
+          <w:rFonts w:ascii="Brill" w:hAnsi="Brill"/>
           <w:color w:val="000000" w:themeColor="text1"/>
           <w:lang w:val="es-ES"/>
         </w:rPr>
@@ -1226,14 +963,14 @@
       </w:r>
       <w:r>
         <w:rPr>
-          <w:rFonts w:ascii="Garamond" w:hAnsi="Garamond"/>
+          <w:rFonts w:ascii="Brill" w:hAnsi="Brill"/>
           <w:color w:val="000000" w:themeColor="text1"/>
         </w:rPr>
         <w:t>84v</w:t>
       </w:r>
       <w:r>
         <w:rPr>
-          <w:rFonts w:ascii="Garamond" w:hAnsi="Garamond"/>
+          <w:rFonts w:ascii="Brill" w:hAnsi="Brill"/>
           <w:color w:val="000000" w:themeColor="text1"/>
           <w:lang w:val="es-ES"/>
         </w:rPr>
@@ -1241,7 +978,7 @@
       </w:r>
       <w:r>
         <w:rPr>
-          <w:rFonts w:ascii="Garamond" w:hAnsi="Garamond"/>
+          <w:rFonts w:ascii="Brill" w:hAnsi="Brill"/>
           <w:color w:val="FF0000"/>
         </w:rPr>
         <w:t>Pregunta que fizo el diciplo al maestro de los nueve cielos</w:t>
@@ -1250,7 +987,7 @@
     <w:p>
       <w:pPr>
         <w:rPr>
-          <w:rFonts w:ascii="Garamond" w:hAnsi="Garamond" w:cs="Times New Roman (Corps CS)"/>
+          <w:rFonts w:ascii="Brill" w:hAnsi="Brill" w:cs="Times New Roman (Corps CS)"/>
           <w:color w:val="FF0000"/>
           <w:kern w:val="2"/>
           <w14:ligatures w14:val="standardContextual"/>
@@ -1258,7 +995,7 @@
       </w:pPr>
       <w:r>
         <w:rPr>
-          <w:rFonts w:ascii="Garamond" w:hAnsi="Garamond" w:cs="Times New Roman (Corps CS)"/>
+          <w:rFonts w:ascii="Brill" w:hAnsi="Brill" w:cs="Times New Roman (Corps CS)"/>
           <w:kern w:val="2"/>
           <w:lang w:val="es-ES"/>
           <w14:ligatures w14:val="standardContextual"/>
@@ -1267,7 +1004,7 @@
       </w:r>
       <w:r>
         <w:rPr>
-          <w:rFonts w:ascii="Garamond" w:hAnsi="Garamond" w:cs="Times New Roman (Corps CS)"/>
+          <w:rFonts w:ascii="Brill" w:hAnsi="Brill" w:cs="Times New Roman (Corps CS)"/>
           <w:color w:val="FF0000"/>
           <w:kern w:val="2"/>
           <w:lang w:val="es-ES"/>
@@ -1277,31 +1014,15 @@
       </w:r>
       <w:r>
         <w:rPr>
-          <w:rFonts w:ascii="Garamond" w:hAnsi="Garamond"/>
-          <w:color w:val="FF0000"/>
-          <w:lang w:val="es-ES"/>
-        </w:rPr>
-        <w:t>Cap</w:t>
-      </w:r>
-      <w:r>
-        <w:rPr>
-          <w:rFonts w:ascii="Garamond" w:hAnsi="Garamond"/>
-          <w:color w:val="FF0000"/>
-          <w:lang w:val="es-ES"/>
-        </w:rPr>
-        <w:t>í</w:t>
-      </w:r>
-      <w:r>
-        <w:rPr>
-          <w:rFonts w:ascii="Garamond" w:hAnsi="Garamond"/>
-          <w:color w:val="FF0000"/>
-          <w:lang w:val="es-ES"/>
-        </w:rPr>
-        <w:t xml:space="preserve">tulo </w:t>
-      </w:r>
-      <w:r>
-        <w:rPr>
-          <w:rFonts w:ascii="Garamond" w:hAnsi="Garamond" w:cs="Times New Roman (Corps CS)"/>
+          <w:rFonts w:ascii="Brill" w:hAnsi="Brill"/>
+          <w:color w:val="FF0000"/>
+          <w:lang w:val="es-ES"/>
+        </w:rPr>
+        <w:t xml:space="preserve">Capítulo </w:t>
+      </w:r>
+      <w:r>
+        <w:rPr>
+          <w:rFonts w:ascii="Brill" w:hAnsi="Brill" w:cs="Times New Roman (Corps CS)"/>
           <w:color w:val="FF0000"/>
           <w:kern w:val="2"/>
           <w:lang w:val="es-ES"/>
@@ -1311,7 +1032,7 @@
       </w:r>
       <w:r>
         <w:rPr>
-          <w:rFonts w:ascii="Garamond" w:hAnsi="Garamond" w:cs="Times New Roman (Corps CS)"/>
+          <w:rFonts w:ascii="Brill" w:hAnsi="Brill" w:cs="Times New Roman (Corps CS)"/>
           <w:color w:val="FF0000"/>
           <w:kern w:val="2"/>
           <w14:ligatures w14:val="standardContextual"/>
@@ -1320,7 +1041,7 @@
       </w:r>
       <w:r>
         <w:rPr>
-          <w:rFonts w:ascii="Garamond" w:hAnsi="Garamond" w:cs="Times New Roman (Corps CS)"/>
+          <w:rFonts w:ascii="Brill" w:hAnsi="Brill" w:cs="Times New Roman (Corps CS)"/>
           <w:color w:val="FF0000"/>
           <w:kern w:val="2"/>
           <w:lang w:val="es-ES"/>
@@ -1330,7 +1051,7 @@
       </w:r>
       <w:r>
         <w:rPr>
-          <w:rFonts w:ascii="Garamond" w:hAnsi="Garamond" w:cs="Times New Roman (Corps CS)"/>
+          <w:rFonts w:ascii="Brill" w:hAnsi="Brill" w:cs="Times New Roman (Corps CS)"/>
           <w:color w:val="FF0000"/>
           <w:kern w:val="2"/>
           <w14:ligatures w14:val="standardContextual"/>
@@ -1339,7 +1060,7 @@
       </w:r>
       <w:r>
         <w:rPr>
-          <w:rFonts w:ascii="Garamond" w:hAnsi="Garamond" w:cs="Times New Roman (Corps CS)"/>
+          <w:rFonts w:ascii="Brill" w:hAnsi="Brill" w:cs="Times New Roman (Corps CS)"/>
           <w:color w:val="FF0000"/>
           <w:kern w:val="2"/>
           <w:lang w:val="es-ES"/>
@@ -1349,7 +1070,7 @@
       </w:r>
       <w:r>
         <w:rPr>
-          <w:rFonts w:ascii="Garamond" w:hAnsi="Garamond" w:cs="Times New Roman (Corps CS)"/>
+          <w:rFonts w:ascii="Brill" w:hAnsi="Brill" w:cs="Times New Roman (Corps CS)"/>
           <w:color w:val="FF0000"/>
           <w:kern w:val="2"/>
           <w14:ligatures w14:val="standardContextual"/>
@@ -1358,7 +1079,7 @@
       </w:r>
       <w:r>
         <w:rPr>
-          <w:rFonts w:ascii="Garamond" w:hAnsi="Garamond" w:cs="Times New Roman (Corps CS)"/>
+          <w:rFonts w:ascii="Brill" w:hAnsi="Brill" w:cs="Times New Roman (Corps CS)"/>
           <w:color w:val="FF0000"/>
           <w:kern w:val="2"/>
           <w:lang w:val="es-ES"/>
@@ -1368,34 +1089,16 @@
       </w:r>
       <w:r>
         <w:rPr>
-          <w:rFonts w:ascii="Garamond" w:hAnsi="Garamond" w:cs="Times New Roman (Corps CS)"/>
-          <w:color w:val="FF0000"/>
-          <w:kern w:val="2"/>
-          <w14:ligatures w14:val="standardContextual"/>
-        </w:rPr>
-        <w:t>u</w:t>
-      </w:r>
-      <w:r>
-        <w:rPr>
-          <w:rFonts w:ascii="Garamond" w:hAnsi="Garamond" w:cs="Times New Roman (Corps CS)"/>
-          <w:color w:val="FF0000"/>
-          <w:kern w:val="2"/>
-          <w14:ligatures w14:val="standardContextual"/>
-        </w:rPr>
-        <w:t>á</w:t>
-      </w:r>
-      <w:r>
-        <w:rPr>
-          <w:rFonts w:ascii="Garamond" w:hAnsi="Garamond" w:cs="Times New Roman (Corps CS)"/>
-          <w:color w:val="FF0000"/>
-          <w:kern w:val="2"/>
-          <w14:ligatures w14:val="standardContextual"/>
-        </w:rPr>
-        <w:t>l de los nueve cielos</w:t>
-      </w:r>
-      <w:r>
-        <w:rPr>
-          <w:rFonts w:ascii="Garamond" w:hAnsi="Garamond" w:cs="Times New Roman (Corps CS)"/>
+          <w:rFonts w:ascii="Brill" w:hAnsi="Brill" w:cs="Times New Roman (Corps CS)"/>
+          <w:color w:val="FF0000"/>
+          <w:kern w:val="2"/>
+          <w14:ligatures w14:val="standardContextual"/>
+        </w:rPr>
+        <w:t>uál de los nueve cielos</w:t>
+      </w:r>
+      <w:r>
+        <w:rPr>
+          <w:rFonts w:ascii="Brill" w:hAnsi="Brill" w:cs="Times New Roman (Corps CS)"/>
           <w:color w:val="FF0000"/>
           <w:kern w:val="2"/>
           <w:lang w:val="es-ES"/>
@@ -1405,34 +1108,16 @@
       </w:r>
       <w:r>
         <w:rPr>
-          <w:rFonts w:ascii="Garamond" w:hAnsi="Garamond" w:cs="Times New Roman (Corps CS)"/>
-          <w:color w:val="FF0000"/>
-          <w:kern w:val="2"/>
-          <w14:ligatures w14:val="standardContextual"/>
-        </w:rPr>
-        <w:t>est</w:t>
-      </w:r>
-      <w:r>
-        <w:rPr>
-          <w:rFonts w:ascii="Garamond" w:hAnsi="Garamond" w:cs="Times New Roman (Corps CS)"/>
-          <w:color w:val="FF0000"/>
-          <w:kern w:val="2"/>
-          <w14:ligatures w14:val="standardContextual"/>
-        </w:rPr>
-        <w:t>á</w:t>
-      </w:r>
-      <w:r>
-        <w:rPr>
-          <w:rFonts w:ascii="Garamond" w:hAnsi="Garamond" w:cs="Times New Roman (Corps CS)"/>
-          <w:color w:val="FF0000"/>
-          <w:kern w:val="2"/>
-          <w14:ligatures w14:val="standardContextual"/>
-        </w:rPr>
-        <w:t xml:space="preserve"> </w:t>
-      </w:r>
-      <w:r>
-        <w:rPr>
-          <w:rFonts w:ascii="Garamond" w:hAnsi="Garamond" w:cs="Times New Roman (Corps CS)"/>
+          <w:rFonts w:ascii="Brill" w:hAnsi="Brill" w:cs="Times New Roman (Corps CS)"/>
+          <w:color w:val="FF0000"/>
+          <w:kern w:val="2"/>
+          <w14:ligatures w14:val="standardContextual"/>
+        </w:rPr>
+        <w:t xml:space="preserve">está </w:t>
+      </w:r>
+      <w:r>
+        <w:rPr>
+          <w:rFonts w:ascii="Brill" w:hAnsi="Brill" w:cs="Times New Roman (Corps CS)"/>
           <w:color w:val="FF0000"/>
           <w:kern w:val="2"/>
           <w:lang w:val="es-ES"/>
@@ -1442,7 +1127,7 @@
       </w:r>
       <w:r>
         <w:rPr>
-          <w:rFonts w:ascii="Garamond" w:hAnsi="Garamond" w:cs="Times New Roman (Corps CS)"/>
+          <w:rFonts w:ascii="Brill" w:hAnsi="Brill" w:cs="Times New Roman (Corps CS)"/>
           <w:color w:val="FF0000"/>
           <w:kern w:val="2"/>
           <w14:ligatures w14:val="standardContextual"/>
@@ -1453,7 +1138,7 @@
     <w:p>
       <w:pPr>
         <w:rPr>
-          <w:rFonts w:ascii="Garamond" w:hAnsi="Garamond" w:cs="Times New Roman (Corps CS)"/>
+          <w:rFonts w:ascii="Brill" w:hAnsi="Brill" w:cs="Times New Roman (Corps CS)"/>
           <w:color w:val="FF0000"/>
           <w:kern w:val="2"/>
           <w14:ligatures w14:val="standardContextual"/>
@@ -1461,7 +1146,7 @@
       </w:pPr>
       <w:r>
         <w:rPr>
-          <w:rFonts w:ascii="Garamond" w:hAnsi="Garamond" w:cs="Times New Roman (Corps CS)"/>
+          <w:rFonts w:ascii="Brill" w:hAnsi="Brill" w:cs="Times New Roman (Corps CS)"/>
           <w:kern w:val="2"/>
           <w:lang w:val="es-ES"/>
           <w14:ligatures w14:val="standardContextual"/>
@@ -1470,7 +1155,7 @@
       </w:r>
       <w:r>
         <w:rPr>
-          <w:rFonts w:ascii="Garamond" w:hAnsi="Garamond" w:cs="Times New Roman (Corps CS)"/>
+          <w:rFonts w:ascii="Brill" w:hAnsi="Brill" w:cs="Times New Roman (Corps CS)"/>
           <w:kern w:val="2"/>
           <w14:ligatures w14:val="standardContextual"/>
         </w:rPr>
@@ -1478,31 +1163,15 @@
       </w:r>
       <w:r>
         <w:rPr>
-          <w:rFonts w:ascii="Garamond" w:hAnsi="Garamond"/>
-          <w:color w:val="FF0000"/>
-          <w:lang w:val="es-ES"/>
-        </w:rPr>
-        <w:t>Cap</w:t>
-      </w:r>
-      <w:r>
-        <w:rPr>
-          <w:rFonts w:ascii="Garamond" w:hAnsi="Garamond"/>
-          <w:color w:val="FF0000"/>
-          <w:lang w:val="es-ES"/>
-        </w:rPr>
-        <w:t>í</w:t>
-      </w:r>
-      <w:r>
-        <w:rPr>
-          <w:rFonts w:ascii="Garamond" w:hAnsi="Garamond"/>
-          <w:color w:val="FF0000"/>
-          <w:lang w:val="es-ES"/>
-        </w:rPr>
-        <w:t xml:space="preserve">tulo </w:t>
-      </w:r>
-      <w:r>
-        <w:rPr>
-          <w:rFonts w:ascii="Garamond" w:hAnsi="Garamond" w:cs="Times New Roman (Corps CS)"/>
+          <w:rFonts w:ascii="Brill" w:hAnsi="Brill"/>
+          <w:color w:val="FF0000"/>
+          <w:lang w:val="es-ES"/>
+        </w:rPr>
+        <w:t xml:space="preserve">Capítulo </w:t>
+      </w:r>
+      <w:r>
+        <w:rPr>
+          <w:rFonts w:ascii="Brill" w:hAnsi="Brill" w:cs="Times New Roman (Corps CS)"/>
           <w:color w:val="FF0000"/>
           <w:kern w:val="2"/>
           <w:lang w:val="es-ES"/>
@@ -1512,7 +1181,7 @@
       </w:r>
       <w:r>
         <w:rPr>
-          <w:rFonts w:ascii="Garamond" w:hAnsi="Garamond" w:cs="Times New Roman (Corps CS)"/>
+          <w:rFonts w:ascii="Brill" w:hAnsi="Brill" w:cs="Times New Roman (Corps CS)"/>
           <w:color w:val="FF0000"/>
           <w:kern w:val="2"/>
           <w14:ligatures w14:val="standardContextual"/>
@@ -1521,7 +1190,7 @@
       </w:r>
       <w:r>
         <w:rPr>
-          <w:rFonts w:ascii="Garamond" w:hAnsi="Garamond" w:cs="Times New Roman (Corps CS)"/>
+          <w:rFonts w:ascii="Brill" w:hAnsi="Brill" w:cs="Times New Roman (Corps CS)"/>
           <w:color w:val="FF0000"/>
           <w:kern w:val="2"/>
           <w:lang w:val="es-ES"/>
@@ -1531,7 +1200,7 @@
       </w:r>
       <w:r>
         <w:rPr>
-          <w:rFonts w:ascii="Garamond" w:hAnsi="Garamond" w:cs="Times New Roman (Corps CS)"/>
+          <w:rFonts w:ascii="Brill" w:hAnsi="Brill" w:cs="Times New Roman (Corps CS)"/>
           <w:color w:val="FF0000"/>
           <w:kern w:val="2"/>
           <w14:ligatures w14:val="standardContextual"/>
@@ -1540,7 +1209,7 @@
       </w:r>
       <w:r>
         <w:rPr>
-          <w:rFonts w:ascii="Garamond" w:hAnsi="Garamond" w:cs="Times New Roman (Corps CS)"/>
+          <w:rFonts w:ascii="Brill" w:hAnsi="Brill" w:cs="Times New Roman (Corps CS)"/>
           <w:color w:val="FF0000"/>
           <w:kern w:val="2"/>
           <w:lang w:val="es-ES"/>
@@ -1550,7 +1219,7 @@
       </w:r>
       <w:r>
         <w:rPr>
-          <w:rFonts w:ascii="Garamond" w:hAnsi="Garamond" w:cs="Times New Roman (Corps CS)"/>
+          <w:rFonts w:ascii="Brill" w:hAnsi="Brill" w:cs="Times New Roman (Corps CS)"/>
           <w:color w:val="FF0000"/>
           <w:kern w:val="2"/>
           <w14:ligatures w14:val="standardContextual"/>
@@ -1559,7 +1228,7 @@
       </w:r>
       <w:r>
         <w:rPr>
-          <w:rFonts w:ascii="Garamond" w:hAnsi="Garamond" w:cs="Times New Roman (Corps CS)"/>
+          <w:rFonts w:ascii="Brill" w:hAnsi="Brill" w:cs="Times New Roman (Corps CS)"/>
           <w:color w:val="FF0000"/>
           <w:kern w:val="2"/>
           <w:lang w:val="es-ES"/>
@@ -1569,52 +1238,16 @@
       </w:r>
       <w:r>
         <w:rPr>
-          <w:rFonts w:ascii="Garamond" w:hAnsi="Garamond" w:cs="Times New Roman (Corps CS)"/>
-          <w:color w:val="FF0000"/>
-          <w:kern w:val="2"/>
-          <w14:ligatures w14:val="standardContextual"/>
-        </w:rPr>
-        <w:t>u</w:t>
-      </w:r>
-      <w:r>
-        <w:rPr>
-          <w:rFonts w:ascii="Garamond" w:hAnsi="Garamond" w:cs="Times New Roman (Corps CS)"/>
-          <w:color w:val="FF0000"/>
-          <w:kern w:val="2"/>
-          <w14:ligatures w14:val="standardContextual"/>
-        </w:rPr>
-        <w:t>á</w:t>
-      </w:r>
-      <w:r>
-        <w:rPr>
-          <w:rFonts w:ascii="Garamond" w:hAnsi="Garamond" w:cs="Times New Roman (Corps CS)"/>
-          <w:color w:val="FF0000"/>
-          <w:kern w:val="2"/>
-          <w14:ligatures w14:val="standardContextual"/>
-        </w:rPr>
-        <w:t>l de los cielos nueve est</w:t>
-      </w:r>
-      <w:r>
-        <w:rPr>
-          <w:rFonts w:ascii="Garamond" w:hAnsi="Garamond" w:cs="Times New Roman (Corps CS)"/>
-          <w:color w:val="FF0000"/>
-          <w:kern w:val="2"/>
-          <w14:ligatures w14:val="standardContextual"/>
-        </w:rPr>
-        <w:t>á</w:t>
-      </w:r>
-      <w:r>
-        <w:rPr>
-          <w:rFonts w:ascii="Garamond" w:hAnsi="Garamond" w:cs="Times New Roman (Corps CS)"/>
-          <w:color w:val="FF0000"/>
-          <w:kern w:val="2"/>
-          <w14:ligatures w14:val="standardContextual"/>
-        </w:rPr>
-        <w:t xml:space="preserve"> </w:t>
-      </w:r>
-      <w:r>
-        <w:rPr>
-          <w:rFonts w:ascii="Garamond" w:hAnsi="Garamond" w:cs="Times New Roman (Corps CS)"/>
+          <w:rFonts w:ascii="Brill" w:hAnsi="Brill" w:cs="Times New Roman (Corps CS)"/>
+          <w:color w:val="FF0000"/>
+          <w:kern w:val="2"/>
+          <w14:ligatures w14:val="standardContextual"/>
+        </w:rPr>
+        <w:t xml:space="preserve">uál de los cielos nueve está </w:t>
+      </w:r>
+      <w:r>
+        <w:rPr>
+          <w:rFonts w:ascii="Brill" w:hAnsi="Brill" w:cs="Times New Roman (Corps CS)"/>
           <w:color w:val="FF0000"/>
           <w:kern w:val="2"/>
           <w:lang w:val="es-ES"/>
@@ -1624,7 +1257,7 @@
       </w:r>
       <w:r>
         <w:rPr>
-          <w:rFonts w:ascii="Garamond" w:hAnsi="Garamond" w:cs="Times New Roman (Corps CS)"/>
+          <w:rFonts w:ascii="Brill" w:hAnsi="Brill" w:cs="Times New Roman (Corps CS)"/>
           <w:color w:val="FF0000"/>
           <w:kern w:val="2"/>
           <w14:ligatures w14:val="standardContextual"/>
@@ -1635,7 +1268,7 @@
     <w:p>
       <w:pPr>
         <w:rPr>
-          <w:rFonts w:ascii="Garamond" w:hAnsi="Garamond"/>
+          <w:rFonts w:ascii="Brill" w:hAnsi="Brill"/>
         </w:rPr>
       </w:pPr>
     </w:p>
@@ -1650,7 +1283,7 @@
 </file>
 
 <file path=word/styles.xml><?xml version="1.0" encoding="utf-8"?>
-<w:styles xmlns:mc="http://schemas.openxmlformats.org/markup-compatibility/2006" xmlns:r="http://schemas.openxmlformats.org/officeDocument/2006/relationships" xmlns:w="http://schemas.openxmlformats.org/wordprocessingml/2006/main" xmlns:w14="http://schemas.microsoft.com/office/word/2010/wordml" xmlns:w15="http://schemas.microsoft.com/office/word/2012/wordml" xmlns:w16cex="http://schemas.microsoft.com/office/word/2018/wordml/cex" xmlns:w16cid="http://schemas.microsoft.com/office/word/2016/wordml/cid" xmlns:w16="http://schemas.microsoft.com/office/word/2018/wordml" xmlns:w16sdtdh="http://schemas.microsoft.com/office/word/2020/wordml/sdtdatahash" xmlns:w16se="http://schemas.microsoft.com/office/word/2015/wordml/symex" mc:Ignorable="w14 w15 w16se w16cid w16 w16cex w16sdtdh">
+<w:styles xmlns:mc="http://schemas.openxmlformats.org/markup-compatibility/2006" xmlns:r="http://schemas.openxmlformats.org/officeDocument/2006/relationships" xmlns:w="http://schemas.openxmlformats.org/wordprocessingml/2006/main" xmlns:w14="http://schemas.microsoft.com/office/word/2010/wordml" xmlns:w15="http://schemas.microsoft.com/office/word/2012/wordml" xmlns:w16cex="http://schemas.microsoft.com/office/word/2018/wordml/cex" xmlns:w16cid="http://schemas.microsoft.com/office/word/2016/wordml/cid" xmlns:w16="http://schemas.microsoft.com/office/word/2018/wordml" xmlns:w16du="http://schemas.microsoft.com/office/word/2023/wordml/word16du" xmlns:w16sdtdh="http://schemas.microsoft.com/office/word/2020/wordml/sdtdatahash" xmlns:w16sdtfl="http://schemas.microsoft.com/office/word/2024/wordml/sdtformatlock" xmlns:w16se="http://schemas.microsoft.com/office/word/2015/wordml/symex" mc:Ignorable="w14 w15 w16se w16cid w16 w16cex w16sdtdh w16sdtfl w16du">
   <w:docDefaults>
     <w:rPrDefault>
       <w:rPr>
